--- a/contracts/PECH_API_DEVELOPER_AGREEMENT.docx
+++ b/contracts/PECH_API_DEVELOPER_AGREEMENT.docx
@@ -4,6 +4,62 @@
   <w:body>
     <w:p>
       <w:pPr>
+        <w:pBdr>
+          <w:top w:val="single" w:sz="12" w:space="1" w:color="00BFFF"/>
+          <w:bottom w:val="single" w:sz="36" w:space="0" w:color="F5A623"/>
+        </w:pBdr>
+        <w:spacing w:before="0" w:after="240"/>
+      </w:pPr>
+    </w:p>
+    <w:p>
+      <w:pPr>
+        <w:pBdr>
+          <w:bottom w:val="single" w:sz="6" w:space="1" w:color="00BFFF"/>
+        </w:pBdr>
+        <w:spacing w:before="0" w:after="120"/>
+      </w:pPr>
+    </w:p>
+    <w:p>
+      <w:pPr>
+        <w:jc w:val="center"/>
+        <w:spacing w:before="0" w:after="60"/>
+      </w:pPr>
+      <w:r>
+        <w:rPr>
+          <w:i/>
+          <w:color w:val="E08A00"/>
+          <w:sz w:val="18"/>
+          <w:szCs w:val="18"/>
+        </w:rPr>
+        <w:t>Technology &amp; Infrastructure Enablers for Africa</w:t>
+      </w:r>
+    </w:p>
+    <w:p>
+      <w:pPr>
+        <w:jc w:val="center"/>
+        <w:spacing w:before="200" w:after="40"/>
+      </w:pPr>
+      <w:r>
+        <w:rPr>
+          <w:b/>
+          <w:color w:val="0099CC"/>
+          <w:sz w:val="28"/>
+          <w:szCs w:val="28"/>
+        </w:rPr>
+        <w:t>PECH GROUP HOLDINGS LTD</w:t>
+      </w:r>
+    </w:p>
+    <w:p>
+      <w:pPr>
+        <w:pBdr>
+          <w:top w:val="single" w:sz="36" w:space="0" w:color="F5A623"/>
+          <w:bottom w:val="single" w:sz="12" w:space="1" w:color="00BFFF"/>
+        </w:pBdr>
+        <w:spacing w:after="0"/>
+      </w:pPr>
+    </w:p>
+    <w:p>
+      <w:pPr>
         <w:pStyle w:val="Title"/>
       </w:pPr>
       <w:r>
@@ -52,8 +108,19 @@
     <w:p>
       <w:pPr>
         <w:pStyle w:val="Heading1"/>
-      </w:pPr>
-      <w:r>
+        <w:rPr>
+          <w:color w:val="0099CC"/>
+        </w:rPr>
+        <w:pBdr>
+          <w:bottom w:val="single" w:sz="18" w:space="2" w:color="F5A623"/>
+        </w:pBdr>
+      </w:pPr>
+      <w:r>
+        <w:rPr>
+          <w:b/>
+          <w:color w:val="0099CC"/>
+          <w:sz w:val="44"/>
+        </w:rPr>
         <w:t xml:space="preserve">PECH GROUP HOLDINGS LTD</w:t>
       </w:r>
     </w:p>
@@ -99,9 +166,29 @@
     <w:bookmarkStart w:id="21" w:name="api-developer-agreement"/>
     <w:p>
       <w:pPr>
+        <w:pBdr>
+          <w:top w:val="single" w:sz="18" w:space="1" w:color="F5A623"/>
+          <w:bottom w:val="single" w:sz="6" w:space="1" w:color="0099CC"/>
+        </w:pBdr>
+        <w:spacing w:before="200" w:after="200"/>
+      </w:pPr>
+    </w:p>
+    <w:p>
+      <w:pPr>
         <w:pStyle w:val="Heading2"/>
-      </w:pPr>
-      <w:r>
+        <w:rPr>
+          <w:color w:val="0099CC"/>
+        </w:rPr>
+        <w:pBdr>
+          <w:bottom w:val="single" w:sz="6" w:space="2" w:color="00BFFF"/>
+        </w:pBdr>
+      </w:pPr>
+      <w:r>
+        <w:rPr>
+          <w:b/>
+          <w:color w:val="0099CC"/>
+          <w:sz w:val="32"/>
+        </w:rPr>
         <w:t xml:space="preserve">API DEVELOPER AGREEMENT</w:t>
       </w:r>
     </w:p>
@@ -391,9 +478,29 @@
     <w:bookmarkStart w:id="22" w:name="definitions"/>
     <w:p>
       <w:pPr>
+        <w:pBdr>
+          <w:top w:val="single" w:sz="18" w:space="1" w:color="F5A623"/>
+          <w:bottom w:val="single" w:sz="6" w:space="1" w:color="0099CC"/>
+        </w:pBdr>
+        <w:spacing w:before="200" w:after="200"/>
+      </w:pPr>
+    </w:p>
+    <w:p>
+      <w:pPr>
         <w:pStyle w:val="Heading2"/>
-      </w:pPr>
-      <w:r>
+        <w:rPr>
+          <w:color w:val="0099CC"/>
+        </w:rPr>
+        <w:pBdr>
+          <w:bottom w:val="single" w:sz="6" w:space="2" w:color="00BFFF"/>
+        </w:pBdr>
+      </w:pPr>
+      <w:r>
+        <w:rPr>
+          <w:b/>
+          <w:color w:val="0099CC"/>
+          <w:sz w:val="32"/>
+        </w:rPr>
         <w:t xml:space="preserve">1. DEFINITIONS</w:t>
       </w:r>
     </w:p>
@@ -403,6 +510,14 @@
         <w:tblW w:type="pct" w:w="5000"/>
         <w:tblLook w:firstRow="1" w:lastRow="0" w:firstColumn="0" w:lastColumn="0" w:noHBand="0" w:noVBand="0" w:val="0020"/>
         <w:jc w:val="start"/>
+        <w:tblBorders>
+          <w:top w:val="single" w:sz="4" w:space="0" w:color="B0D4E8"/>
+          <w:left w:val="single" w:sz="4" w:space="0" w:color="B0D4E8"/>
+          <w:bottom w:val="single" w:sz="4" w:space="0" w:color="B0D4E8"/>
+          <w:right w:val="single" w:sz="4" w:space="0" w:color="B0D4E8"/>
+          <w:insideH w:val="single" w:sz="4" w:space="0" w:color="B0D4E8"/>
+          <w:insideV w:val="single" w:sz="4" w:space="0" w:color="B0D4E8"/>
+        </w:tblBorders>
       </w:tblPr>
       <w:tblGrid>
         <w:gridCol w:w="2795"/>
@@ -413,25 +528,39 @@
           <w:tblHeader w:val="true"/>
         </w:trPr>
         <w:tc>
-          <w:tcPr/>
+          <w:tcPr>
+            <w:shd w:fill="0099CC" w:val="clear"/>
+          </w:tcPr>
           <w:p>
             <w:pPr>
               <w:pStyle w:val="Compact"/>
               <w:jc w:val="left"/>
             </w:pPr>
             <w:r>
+              <w:rPr>
+                <w:b/>
+                <w:color w:val="FFFFFF"/>
+                <w:sz w:val="20"/>
+              </w:rPr>
               <w:t xml:space="preserve">Term</w:t>
             </w:r>
           </w:p>
         </w:tc>
         <w:tc>
-          <w:tcPr/>
+          <w:tcPr>
+            <w:shd w:fill="0099CC" w:val="clear"/>
+          </w:tcPr>
           <w:p>
             <w:pPr>
               <w:pStyle w:val="Compact"/>
               <w:jc w:val="left"/>
             </w:pPr>
             <w:r>
+              <w:rPr>
+                <w:b/>
+                <w:color w:val="FFFFFF"/>
+                <w:sz w:val="20"/>
+              </w:rPr>
               <w:t xml:space="preserve">Definition</w:t>
             </w:r>
           </w:p>
@@ -439,7 +568,9 @@
       </w:tr>
       <w:tr>
         <w:tc>
-          <w:tcPr/>
+          <w:tcPr>
+            <w:shd w:fill="FFFFFF" w:val="clear"/>
+          </w:tcPr>
           <w:p>
             <w:pPr>
               <w:pStyle w:val="Compact"/>
@@ -449,19 +580,27 @@
               <w:rPr>
                 <w:bCs/>
                 <w:b/>
+                <w:color w:val="1A1A1A"/>
+                <w:sz w:val="19"/>
               </w:rPr>
               <w:t xml:space="preserve">API(s)</w:t>
             </w:r>
           </w:p>
         </w:tc>
         <w:tc>
-          <w:tcPr/>
+          <w:tcPr>
+            <w:shd w:fill="FFFFFF" w:val="clear"/>
+          </w:tcPr>
           <w:p>
             <w:pPr>
               <w:pStyle w:val="Compact"/>
               <w:jc w:val="left"/>
             </w:pPr>
             <w:r>
+              <w:rPr>
+                <w:color w:val="1A1A1A"/>
+                <w:sz w:val="19"/>
+              </w:rPr>
               <w:t xml:space="preserve">The application programming interfaces provided by PECH, including IoT APIs, Marketplace APIs, Logistics APIs, Payments APIs, and Creator Platform APIs</w:t>
             </w:r>
           </w:p>
@@ -469,7 +608,9 @@
       </w:tr>
       <w:tr>
         <w:tc>
-          <w:tcPr/>
+          <w:tcPr>
+            <w:shd w:fill="E8F8FF" w:val="clear"/>
+          </w:tcPr>
           <w:p>
             <w:pPr>
               <w:pStyle w:val="Compact"/>
@@ -479,19 +620,27 @@
               <w:rPr>
                 <w:bCs/>
                 <w:b/>
+                <w:color w:val="1A1A1A"/>
+                <w:sz w:val="19"/>
               </w:rPr>
               <w:t xml:space="preserve">API Key</w:t>
             </w:r>
           </w:p>
         </w:tc>
         <w:tc>
-          <w:tcPr/>
+          <w:tcPr>
+            <w:shd w:fill="E8F8FF" w:val="clear"/>
+          </w:tcPr>
           <w:p>
             <w:pPr>
               <w:pStyle w:val="Compact"/>
               <w:jc w:val="left"/>
             </w:pPr>
             <w:r>
+              <w:rPr>
+                <w:color w:val="1A1A1A"/>
+                <w:sz w:val="19"/>
+              </w:rPr>
               <w:t xml:space="preserve">The unique authentication credentials issued to the Developer for accessing PECH APIs</w:t>
             </w:r>
           </w:p>
@@ -499,7 +648,9 @@
       </w:tr>
       <w:tr>
         <w:tc>
-          <w:tcPr/>
+          <w:tcPr>
+            <w:shd w:fill="FFFFFF" w:val="clear"/>
+          </w:tcPr>
           <w:p>
             <w:pPr>
               <w:pStyle w:val="Compact"/>
@@ -509,19 +660,27 @@
               <w:rPr>
                 <w:bCs/>
                 <w:b/>
+                <w:color w:val="1A1A1A"/>
+                <w:sz w:val="19"/>
               </w:rPr>
               <w:t xml:space="preserve">Developer Application</w:t>
             </w:r>
           </w:p>
         </w:tc>
         <w:tc>
-          <w:tcPr/>
+          <w:tcPr>
+            <w:shd w:fill="FFFFFF" w:val="clear"/>
+          </w:tcPr>
           <w:p>
             <w:pPr>
               <w:pStyle w:val="Compact"/>
               <w:jc w:val="left"/>
             </w:pPr>
             <w:r>
+              <w:rPr>
+                <w:color w:val="1A1A1A"/>
+                <w:sz w:val="19"/>
+              </w:rPr>
               <w:t xml:space="preserve">Any software, application, integration, or service built by the Developer using PECH APIs</w:t>
             </w:r>
           </w:p>
@@ -529,7 +688,9 @@
       </w:tr>
       <w:tr>
         <w:tc>
-          <w:tcPr/>
+          <w:tcPr>
+            <w:shd w:fill="E8F8FF" w:val="clear"/>
+          </w:tcPr>
           <w:p>
             <w:pPr>
               <w:pStyle w:val="Compact"/>
@@ -539,19 +700,27 @@
               <w:rPr>
                 <w:bCs/>
                 <w:b/>
+                <w:color w:val="1A1A1A"/>
+                <w:sz w:val="19"/>
               </w:rPr>
               <w:t xml:space="preserve">Documentation</w:t>
             </w:r>
           </w:p>
         </w:tc>
         <w:tc>
-          <w:tcPr/>
+          <w:tcPr>
+            <w:shd w:fill="E8F8FF" w:val="clear"/>
+          </w:tcPr>
           <w:p>
             <w:pPr>
               <w:pStyle w:val="Compact"/>
               <w:jc w:val="left"/>
             </w:pPr>
             <w:r>
+              <w:rPr>
+                <w:color w:val="1A1A1A"/>
+                <w:sz w:val="19"/>
+              </w:rPr>
               <w:t xml:space="preserve">The technical documentation, SDKs, guides, and reference materials provided by PECH for API usage</w:t>
             </w:r>
           </w:p>
@@ -559,7 +728,9 @@
       </w:tr>
       <w:tr>
         <w:tc>
-          <w:tcPr/>
+          <w:tcPr>
+            <w:shd w:fill="FFFFFF" w:val="clear"/>
+          </w:tcPr>
           <w:p>
             <w:pPr>
               <w:pStyle w:val="Compact"/>
@@ -569,19 +740,27 @@
               <w:rPr>
                 <w:bCs/>
                 <w:b/>
+                <w:color w:val="1A1A1A"/>
+                <w:sz w:val="19"/>
               </w:rPr>
               <w:t xml:space="preserve">Platform</w:t>
             </w:r>
           </w:p>
         </w:tc>
         <w:tc>
-          <w:tcPr/>
+          <w:tcPr>
+            <w:shd w:fill="FFFFFF" w:val="clear"/>
+          </w:tcPr>
           <w:p>
             <w:pPr>
               <w:pStyle w:val="Compact"/>
               <w:jc w:val="left"/>
             </w:pPr>
             <w:r>
+              <w:rPr>
+                <w:color w:val="1A1A1A"/>
+                <w:sz w:val="19"/>
+              </w:rPr>
               <w:t xml:space="preserve">The PECH Commerce &amp; Infrastructure Operating System, including all APIs, dashboards, and related services</w:t>
             </w:r>
           </w:p>
@@ -589,7 +768,9 @@
       </w:tr>
       <w:tr>
         <w:tc>
-          <w:tcPr/>
+          <w:tcPr>
+            <w:shd w:fill="E8F8FF" w:val="clear"/>
+          </w:tcPr>
           <w:p>
             <w:pPr>
               <w:pStyle w:val="Compact"/>
@@ -599,19 +780,27 @@
               <w:rPr>
                 <w:bCs/>
                 <w:b/>
+                <w:color w:val="1A1A1A"/>
+                <w:sz w:val="19"/>
               </w:rPr>
               <w:t xml:space="preserve">Sandbox</w:t>
             </w:r>
           </w:p>
         </w:tc>
         <w:tc>
-          <w:tcPr/>
+          <w:tcPr>
+            <w:shd w:fill="E8F8FF" w:val="clear"/>
+          </w:tcPr>
           <w:p>
             <w:pPr>
               <w:pStyle w:val="Compact"/>
               <w:jc w:val="left"/>
             </w:pPr>
             <w:r>
+              <w:rPr>
+                <w:color w:val="1A1A1A"/>
+                <w:sz w:val="19"/>
+              </w:rPr>
               <w:t xml:space="preserve">The testing and development environment provided by PECH for API integration</w:t>
             </w:r>
           </w:p>
@@ -619,7 +808,9 @@
       </w:tr>
       <w:tr>
         <w:tc>
-          <w:tcPr/>
+          <w:tcPr>
+            <w:shd w:fill="FFFFFF" w:val="clear"/>
+          </w:tcPr>
           <w:p>
             <w:pPr>
               <w:pStyle w:val="Compact"/>
@@ -629,19 +820,27 @@
               <w:rPr>
                 <w:bCs/>
                 <w:b/>
+                <w:color w:val="1A1A1A"/>
+                <w:sz w:val="19"/>
               </w:rPr>
               <w:t xml:space="preserve">User Data</w:t>
             </w:r>
           </w:p>
         </w:tc>
         <w:tc>
-          <w:tcPr/>
+          <w:tcPr>
+            <w:shd w:fill="FFFFFF" w:val="clear"/>
+          </w:tcPr>
           <w:p>
             <w:pPr>
               <w:pStyle w:val="Compact"/>
               <w:jc w:val="left"/>
             </w:pPr>
             <w:r>
+              <w:rPr>
+                <w:color w:val="1A1A1A"/>
+                <w:sz w:val="19"/>
+              </w:rPr>
               <w:t xml:space="preserve">Any personal data of end users processed through the Developer Application via PECH APIs</w:t>
             </w:r>
           </w:p>
@@ -659,9 +858,29 @@
     <w:bookmarkStart w:id="23" w:name="api-access-grant"/>
     <w:p>
       <w:pPr>
+        <w:pBdr>
+          <w:top w:val="single" w:sz="18" w:space="1" w:color="F5A623"/>
+          <w:bottom w:val="single" w:sz="6" w:space="1" w:color="0099CC"/>
+        </w:pBdr>
+        <w:spacing w:before="200" w:after="200"/>
+      </w:pPr>
+    </w:p>
+    <w:p>
+      <w:pPr>
         <w:pStyle w:val="Heading2"/>
-      </w:pPr>
-      <w:r>
+        <w:rPr>
+          <w:color w:val="0099CC"/>
+        </w:rPr>
+        <w:pBdr>
+          <w:bottom w:val="single" w:sz="6" w:space="2" w:color="00BFFF"/>
+        </w:pBdr>
+      </w:pPr>
+      <w:r>
+        <w:rPr>
+          <w:b/>
+          <w:color w:val="0099CC"/>
+          <w:sz w:val="32"/>
+        </w:rPr>
         <w:t xml:space="preserve">2. API ACCESS GRANT</w:t>
       </w:r>
     </w:p>
@@ -716,9 +935,29 @@
     <w:bookmarkStart w:id="24" w:name="permitted-use"/>
     <w:p>
       <w:pPr>
+        <w:pBdr>
+          <w:top w:val="single" w:sz="18" w:space="1" w:color="F5A623"/>
+          <w:bottom w:val="single" w:sz="6" w:space="1" w:color="0099CC"/>
+        </w:pBdr>
+        <w:spacing w:before="200" w:after="200"/>
+      </w:pPr>
+    </w:p>
+    <w:p>
+      <w:pPr>
         <w:pStyle w:val="Heading2"/>
-      </w:pPr>
-      <w:r>
+        <w:rPr>
+          <w:color w:val="0099CC"/>
+        </w:rPr>
+        <w:pBdr>
+          <w:bottom w:val="single" w:sz="6" w:space="2" w:color="00BFFF"/>
+        </w:pBdr>
+      </w:pPr>
+      <w:r>
+        <w:rPr>
+          <w:b/>
+          <w:color w:val="0099CC"/>
+          <w:sz w:val="32"/>
+        </w:rPr>
         <w:t xml:space="preserve">3. PERMITTED USE</w:t>
       </w:r>
     </w:p>
@@ -793,9 +1032,29 @@
     <w:bookmarkStart w:id="25" w:name="api-keys-and-credentials"/>
     <w:p>
       <w:pPr>
+        <w:pBdr>
+          <w:top w:val="single" w:sz="18" w:space="1" w:color="F5A623"/>
+          <w:bottom w:val="single" w:sz="6" w:space="1" w:color="0099CC"/>
+        </w:pBdr>
+        <w:spacing w:before="200" w:after="200"/>
+      </w:pPr>
+    </w:p>
+    <w:p>
+      <w:pPr>
         <w:pStyle w:val="Heading2"/>
-      </w:pPr>
-      <w:r>
+        <w:rPr>
+          <w:color w:val="0099CC"/>
+        </w:rPr>
+        <w:pBdr>
+          <w:bottom w:val="single" w:sz="6" w:space="2" w:color="00BFFF"/>
+        </w:pBdr>
+      </w:pPr>
+      <w:r>
+        <w:rPr>
+          <w:b/>
+          <w:color w:val="0099CC"/>
+          <w:sz w:val="32"/>
+        </w:rPr>
         <w:t xml:space="preserve">4. API KEYS AND CREDENTIALS</w:t>
       </w:r>
     </w:p>
@@ -889,9 +1148,29 @@
     <w:bookmarkStart w:id="26" w:name="developer-obligations"/>
     <w:p>
       <w:pPr>
+        <w:pBdr>
+          <w:top w:val="single" w:sz="18" w:space="1" w:color="F5A623"/>
+          <w:bottom w:val="single" w:sz="6" w:space="1" w:color="0099CC"/>
+        </w:pBdr>
+        <w:spacing w:before="200" w:after="200"/>
+      </w:pPr>
+    </w:p>
+    <w:p>
+      <w:pPr>
         <w:pStyle w:val="Heading2"/>
-      </w:pPr>
-      <w:r>
+        <w:rPr>
+          <w:color w:val="0099CC"/>
+        </w:rPr>
+        <w:pBdr>
+          <w:bottom w:val="single" w:sz="6" w:space="2" w:color="00BFFF"/>
+        </w:pBdr>
+      </w:pPr>
+      <w:r>
+        <w:rPr>
+          <w:b/>
+          <w:color w:val="0099CC"/>
+          <w:sz w:val="32"/>
+        </w:rPr>
         <w:t xml:space="preserve">5. DEVELOPER OBLIGATIONS</w:t>
       </w:r>
     </w:p>
@@ -991,9 +1270,29 @@
     <w:bookmarkStart w:id="27" w:name="intellectual-property"/>
     <w:p>
       <w:pPr>
+        <w:pBdr>
+          <w:top w:val="single" w:sz="18" w:space="1" w:color="F5A623"/>
+          <w:bottom w:val="single" w:sz="6" w:space="1" w:color="0099CC"/>
+        </w:pBdr>
+        <w:spacing w:before="200" w:after="200"/>
+      </w:pPr>
+    </w:p>
+    <w:p>
+      <w:pPr>
         <w:pStyle w:val="Heading2"/>
-      </w:pPr>
-      <w:r>
+        <w:rPr>
+          <w:color w:val="0099CC"/>
+        </w:rPr>
+        <w:pBdr>
+          <w:bottom w:val="single" w:sz="6" w:space="2" w:color="00BFFF"/>
+        </w:pBdr>
+      </w:pPr>
+      <w:r>
+        <w:rPr>
+          <w:b/>
+          <w:color w:val="0099CC"/>
+          <w:sz w:val="32"/>
+        </w:rPr>
         <w:t xml:space="preserve">6. INTELLECTUAL PROPERTY</w:t>
       </w:r>
     </w:p>
@@ -1128,9 +1427,29 @@
     <w:bookmarkStart w:id="28" w:name="data-protection"/>
     <w:p>
       <w:pPr>
+        <w:pBdr>
+          <w:top w:val="single" w:sz="18" w:space="1" w:color="F5A623"/>
+          <w:bottom w:val="single" w:sz="6" w:space="1" w:color="0099CC"/>
+        </w:pBdr>
+        <w:spacing w:before="200" w:after="200"/>
+      </w:pPr>
+    </w:p>
+    <w:p>
+      <w:pPr>
         <w:pStyle w:val="Heading2"/>
-      </w:pPr>
-      <w:r>
+        <w:rPr>
+          <w:color w:val="0099CC"/>
+        </w:rPr>
+        <w:pBdr>
+          <w:bottom w:val="single" w:sz="6" w:space="2" w:color="00BFFF"/>
+        </w:pBdr>
+      </w:pPr>
+      <w:r>
+        <w:rPr>
+          <w:b/>
+          <w:color w:val="0099CC"/>
+          <w:sz w:val="32"/>
+        </w:rPr>
         <w:t xml:space="preserve">7. DATA PROTECTION</w:t>
       </w:r>
     </w:p>
@@ -1240,9 +1559,29 @@
     <w:bookmarkStart w:id="29" w:name="revenue-sharing"/>
     <w:p>
       <w:pPr>
+        <w:pBdr>
+          <w:top w:val="single" w:sz="18" w:space="1" w:color="F5A623"/>
+          <w:bottom w:val="single" w:sz="6" w:space="1" w:color="0099CC"/>
+        </w:pBdr>
+        <w:spacing w:before="200" w:after="200"/>
+      </w:pPr>
+    </w:p>
+    <w:p>
+      <w:pPr>
         <w:pStyle w:val="Heading2"/>
-      </w:pPr>
-      <w:r>
+        <w:rPr>
+          <w:color w:val="0099CC"/>
+        </w:rPr>
+        <w:pBdr>
+          <w:bottom w:val="single" w:sz="6" w:space="2" w:color="00BFFF"/>
+        </w:pBdr>
+      </w:pPr>
+      <w:r>
+        <w:rPr>
+          <w:b/>
+          <w:color w:val="0099CC"/>
+          <w:sz w:val="32"/>
+        </w:rPr>
         <w:t xml:space="preserve">8. REVENUE SHARING</w:t>
       </w:r>
     </w:p>
@@ -1260,6 +1599,14 @@
         <w:tblW w:type="auto" w:w="0"/>
         <w:tblLook w:firstRow="1" w:lastRow="0" w:firstColumn="0" w:lastColumn="0" w:noHBand="0" w:noVBand="0" w:val="0020"/>
         <w:jc w:val="start"/>
+        <w:tblBorders>
+          <w:top w:val="single" w:sz="4" w:space="0" w:color="B0D4E8"/>
+          <w:left w:val="single" w:sz="4" w:space="0" w:color="B0D4E8"/>
+          <w:bottom w:val="single" w:sz="4" w:space="0" w:color="B0D4E8"/>
+          <w:right w:val="single" w:sz="4" w:space="0" w:color="B0D4E8"/>
+          <w:insideH w:val="single" w:sz="4" w:space="0" w:color="B0D4E8"/>
+          <w:insideV w:val="single" w:sz="4" w:space="0" w:color="B0D4E8"/>
+        </w:tblBorders>
       </w:tblPr>
       <w:tblGrid>
         <w:gridCol w:w="2640"/>
@@ -1271,37 +1618,58 @@
           <w:tblHeader w:val="true"/>
         </w:trPr>
         <w:tc>
-          <w:tcPr/>
+          <w:tcPr>
+            <w:shd w:fill="0099CC" w:val="clear"/>
+          </w:tcPr>
           <w:p>
             <w:pPr>
               <w:pStyle w:val="Compact"/>
               <w:jc w:val="left"/>
             </w:pPr>
             <w:r>
+              <w:rPr>
+                <w:b/>
+                <w:color w:val="FFFFFF"/>
+                <w:sz w:val="20"/>
+              </w:rPr>
               <w:t xml:space="preserve">Revenue Type</w:t>
             </w:r>
           </w:p>
         </w:tc>
         <w:tc>
-          <w:tcPr/>
+          <w:tcPr>
+            <w:shd w:fill="0099CC" w:val="clear"/>
+          </w:tcPr>
           <w:p>
             <w:pPr>
               <w:pStyle w:val="Compact"/>
               <w:jc w:val="left"/>
             </w:pPr>
             <w:r>
+              <w:rPr>
+                <w:b/>
+                <w:color w:val="FFFFFF"/>
+                <w:sz w:val="20"/>
+              </w:rPr>
               <w:t xml:space="preserve">Developer Share</w:t>
             </w:r>
           </w:p>
         </w:tc>
         <w:tc>
-          <w:tcPr/>
+          <w:tcPr>
+            <w:shd w:fill="0099CC" w:val="clear"/>
+          </w:tcPr>
           <w:p>
             <w:pPr>
               <w:pStyle w:val="Compact"/>
               <w:jc w:val="left"/>
             </w:pPr>
             <w:r>
+              <w:rPr>
+                <w:b/>
+                <w:color w:val="FFFFFF"/>
+                <w:sz w:val="20"/>
+              </w:rPr>
               <w:t xml:space="preserve">PECH Share</w:t>
             </w:r>
           </w:p>
@@ -1309,37 +1677,55 @@
       </w:tr>
       <w:tr>
         <w:tc>
-          <w:tcPr/>
+          <w:tcPr>
+            <w:shd w:fill="FFFFFF" w:val="clear"/>
+          </w:tcPr>
           <w:p>
             <w:pPr>
               <w:pStyle w:val="Compact"/>
               <w:jc w:val="left"/>
             </w:pPr>
             <w:r>
+              <w:rPr>
+                <w:color w:val="1A1A1A"/>
+                <w:sz w:val="19"/>
+              </w:rPr>
               <w:t xml:space="preserve">App/Plugin Sales</w:t>
             </w:r>
           </w:p>
         </w:tc>
         <w:tc>
-          <w:tcPr/>
+          <w:tcPr>
+            <w:shd w:fill="FFFFFF" w:val="clear"/>
+          </w:tcPr>
           <w:p>
             <w:pPr>
               <w:pStyle w:val="Compact"/>
               <w:jc w:val="left"/>
             </w:pPr>
             <w:r>
+              <w:rPr>
+                <w:color w:val="1A1A1A"/>
+                <w:sz w:val="19"/>
+              </w:rPr>
               <w:t xml:space="preserve">____%</w:t>
             </w:r>
           </w:p>
         </w:tc>
         <w:tc>
-          <w:tcPr/>
+          <w:tcPr>
+            <w:shd w:fill="FFFFFF" w:val="clear"/>
+          </w:tcPr>
           <w:p>
             <w:pPr>
               <w:pStyle w:val="Compact"/>
               <w:jc w:val="left"/>
             </w:pPr>
             <w:r>
+              <w:rPr>
+                <w:color w:val="1A1A1A"/>
+                <w:sz w:val="19"/>
+              </w:rPr>
               <w:t xml:space="preserve">____%</w:t>
             </w:r>
           </w:p>
@@ -1347,37 +1733,55 @@
       </w:tr>
       <w:tr>
         <w:tc>
-          <w:tcPr/>
+          <w:tcPr>
+            <w:shd w:fill="E8F8FF" w:val="clear"/>
+          </w:tcPr>
           <w:p>
             <w:pPr>
               <w:pStyle w:val="Compact"/>
               <w:jc w:val="left"/>
             </w:pPr>
             <w:r>
+              <w:rPr>
+                <w:color w:val="1A1A1A"/>
+                <w:sz w:val="19"/>
+              </w:rPr>
               <w:t xml:space="preserve">Transaction Commissions</w:t>
             </w:r>
           </w:p>
         </w:tc>
         <w:tc>
-          <w:tcPr/>
+          <w:tcPr>
+            <w:shd w:fill="E8F8FF" w:val="clear"/>
+          </w:tcPr>
           <w:p>
             <w:pPr>
               <w:pStyle w:val="Compact"/>
               <w:jc w:val="left"/>
             </w:pPr>
             <w:r>
+              <w:rPr>
+                <w:color w:val="1A1A1A"/>
+                <w:sz w:val="19"/>
+              </w:rPr>
               <w:t xml:space="preserve">____%</w:t>
             </w:r>
           </w:p>
         </w:tc>
         <w:tc>
-          <w:tcPr/>
+          <w:tcPr>
+            <w:shd w:fill="E8F8FF" w:val="clear"/>
+          </w:tcPr>
           <w:p>
             <w:pPr>
               <w:pStyle w:val="Compact"/>
               <w:jc w:val="left"/>
             </w:pPr>
             <w:r>
+              <w:rPr>
+                <w:color w:val="1A1A1A"/>
+                <w:sz w:val="19"/>
+              </w:rPr>
               <w:t xml:space="preserve">____%</w:t>
             </w:r>
           </w:p>
@@ -1385,37 +1789,55 @@
       </w:tr>
       <w:tr>
         <w:tc>
-          <w:tcPr/>
+          <w:tcPr>
+            <w:shd w:fill="FFFFFF" w:val="clear"/>
+          </w:tcPr>
           <w:p>
             <w:pPr>
               <w:pStyle w:val="Compact"/>
               <w:jc w:val="left"/>
             </w:pPr>
             <w:r>
+              <w:rPr>
+                <w:color w:val="1A1A1A"/>
+                <w:sz w:val="19"/>
+              </w:rPr>
               <w:t xml:space="preserve">Subscription Revenue</w:t>
             </w:r>
           </w:p>
         </w:tc>
         <w:tc>
-          <w:tcPr/>
+          <w:tcPr>
+            <w:shd w:fill="FFFFFF" w:val="clear"/>
+          </w:tcPr>
           <w:p>
             <w:pPr>
               <w:pStyle w:val="Compact"/>
               <w:jc w:val="left"/>
             </w:pPr>
             <w:r>
+              <w:rPr>
+                <w:color w:val="1A1A1A"/>
+                <w:sz w:val="19"/>
+              </w:rPr>
               <w:t xml:space="preserve">____%</w:t>
             </w:r>
           </w:p>
         </w:tc>
         <w:tc>
-          <w:tcPr/>
+          <w:tcPr>
+            <w:shd w:fill="FFFFFF" w:val="clear"/>
+          </w:tcPr>
           <w:p>
             <w:pPr>
               <w:pStyle w:val="Compact"/>
               <w:jc w:val="left"/>
             </w:pPr>
             <w:r>
+              <w:rPr>
+                <w:color w:val="1A1A1A"/>
+                <w:sz w:val="19"/>
+              </w:rPr>
               <w:t xml:space="preserve">____%</w:t>
             </w:r>
           </w:p>
@@ -1493,9 +1915,29 @@
     <w:bookmarkStart w:id="30" w:name="confidentiality"/>
     <w:p>
       <w:pPr>
+        <w:pBdr>
+          <w:top w:val="single" w:sz="18" w:space="1" w:color="F5A623"/>
+          <w:bottom w:val="single" w:sz="6" w:space="1" w:color="0099CC"/>
+        </w:pBdr>
+        <w:spacing w:before="200" w:after="200"/>
+      </w:pPr>
+    </w:p>
+    <w:p>
+      <w:pPr>
         <w:pStyle w:val="Heading2"/>
-      </w:pPr>
-      <w:r>
+        <w:rPr>
+          <w:color w:val="0099CC"/>
+        </w:rPr>
+        <w:pBdr>
+          <w:bottom w:val="single" w:sz="6" w:space="2" w:color="00BFFF"/>
+        </w:pBdr>
+      </w:pPr>
+      <w:r>
+        <w:rPr>
+          <w:b/>
+          <w:color w:val="0099CC"/>
+          <w:sz w:val="32"/>
+        </w:rPr>
         <w:t xml:space="preserve">9. CONFIDENTIALITY</w:t>
       </w:r>
     </w:p>
@@ -1581,9 +2023,29 @@
     <w:bookmarkStart w:id="31" w:name="acceptable-use-policy"/>
     <w:p>
       <w:pPr>
+        <w:pBdr>
+          <w:top w:val="single" w:sz="18" w:space="1" w:color="F5A623"/>
+          <w:bottom w:val="single" w:sz="6" w:space="1" w:color="0099CC"/>
+        </w:pBdr>
+        <w:spacing w:before="200" w:after="200"/>
+      </w:pPr>
+    </w:p>
+    <w:p>
+      <w:pPr>
         <w:pStyle w:val="Heading2"/>
-      </w:pPr>
-      <w:r>
+        <w:rPr>
+          <w:color w:val="0099CC"/>
+        </w:rPr>
+        <w:pBdr>
+          <w:bottom w:val="single" w:sz="6" w:space="2" w:color="00BFFF"/>
+        </w:pBdr>
+      </w:pPr>
+      <w:r>
+        <w:rPr>
+          <w:b/>
+          <w:color w:val="0099CC"/>
+          <w:sz w:val="32"/>
+        </w:rPr>
         <w:t xml:space="preserve">10. ACCEPTABLE USE POLICY</w:t>
       </w:r>
     </w:p>
@@ -1705,9 +2167,29 @@
     <w:bookmarkStart w:id="32" w:name="service-level"/>
     <w:p>
       <w:pPr>
+        <w:pBdr>
+          <w:top w:val="single" w:sz="18" w:space="1" w:color="F5A623"/>
+          <w:bottom w:val="single" w:sz="6" w:space="1" w:color="0099CC"/>
+        </w:pBdr>
+        <w:spacing w:before="200" w:after="200"/>
+      </w:pPr>
+    </w:p>
+    <w:p>
+      <w:pPr>
         <w:pStyle w:val="Heading2"/>
-      </w:pPr>
-      <w:r>
+        <w:rPr>
+          <w:color w:val="0099CC"/>
+        </w:rPr>
+        <w:pBdr>
+          <w:bottom w:val="single" w:sz="6" w:space="2" w:color="00BFFF"/>
+        </w:pBdr>
+      </w:pPr>
+      <w:r>
+        <w:rPr>
+          <w:b/>
+          <w:color w:val="0099CC"/>
+          <w:sz w:val="32"/>
+        </w:rPr>
         <w:t xml:space="preserve">11. SERVICE LEVEL</w:t>
       </w:r>
     </w:p>
@@ -1784,9 +2266,29 @@
     <w:bookmarkStart w:id="33" w:name="termination"/>
     <w:p>
       <w:pPr>
+        <w:pBdr>
+          <w:top w:val="single" w:sz="18" w:space="1" w:color="F5A623"/>
+          <w:bottom w:val="single" w:sz="6" w:space="1" w:color="0099CC"/>
+        </w:pBdr>
+        <w:spacing w:before="200" w:after="200"/>
+      </w:pPr>
+    </w:p>
+    <w:p>
+      <w:pPr>
         <w:pStyle w:val="Heading2"/>
-      </w:pPr>
-      <w:r>
+        <w:rPr>
+          <w:color w:val="0099CC"/>
+        </w:rPr>
+        <w:pBdr>
+          <w:bottom w:val="single" w:sz="6" w:space="2" w:color="00BFFF"/>
+        </w:pBdr>
+      </w:pPr>
+      <w:r>
+        <w:rPr>
+          <w:b/>
+          <w:color w:val="0099CC"/>
+          <w:sz w:val="32"/>
+        </w:rPr>
         <w:t xml:space="preserve">12. TERMINATION</w:t>
       </w:r>
     </w:p>
@@ -1968,9 +2470,29 @@
     <w:bookmarkStart w:id="34" w:name="indemnification"/>
     <w:p>
       <w:pPr>
+        <w:pBdr>
+          <w:top w:val="single" w:sz="18" w:space="1" w:color="F5A623"/>
+          <w:bottom w:val="single" w:sz="6" w:space="1" w:color="0099CC"/>
+        </w:pBdr>
+        <w:spacing w:before="200" w:after="200"/>
+      </w:pPr>
+    </w:p>
+    <w:p>
+      <w:pPr>
         <w:pStyle w:val="Heading2"/>
-      </w:pPr>
-      <w:r>
+        <w:rPr>
+          <w:color w:val="0099CC"/>
+        </w:rPr>
+        <w:pBdr>
+          <w:bottom w:val="single" w:sz="6" w:space="2" w:color="00BFFF"/>
+        </w:pBdr>
+      </w:pPr>
+      <w:r>
+        <w:rPr>
+          <w:b/>
+          <w:color w:val="0099CC"/>
+          <w:sz w:val="32"/>
+        </w:rPr>
         <w:t xml:space="preserve">13. INDEMNIFICATION</w:t>
       </w:r>
     </w:p>
@@ -2048,9 +2570,29 @@
     <w:bookmarkStart w:id="35" w:name="limitation-of-liability"/>
     <w:p>
       <w:pPr>
+        <w:pBdr>
+          <w:top w:val="single" w:sz="18" w:space="1" w:color="F5A623"/>
+          <w:bottom w:val="single" w:sz="6" w:space="1" w:color="0099CC"/>
+        </w:pBdr>
+        <w:spacing w:before="200" w:after="200"/>
+      </w:pPr>
+    </w:p>
+    <w:p>
+      <w:pPr>
         <w:pStyle w:val="Heading2"/>
-      </w:pPr>
-      <w:r>
+        <w:rPr>
+          <w:color w:val="0099CC"/>
+        </w:rPr>
+        <w:pBdr>
+          <w:bottom w:val="single" w:sz="6" w:space="2" w:color="00BFFF"/>
+        </w:pBdr>
+      </w:pPr>
+      <w:r>
+        <w:rPr>
+          <w:b/>
+          <w:color w:val="0099CC"/>
+          <w:sz w:val="32"/>
+        </w:rPr>
         <w:t xml:space="preserve">14. LIMITATION OF LIABILITY</w:t>
       </w:r>
     </w:p>
@@ -2081,9 +2623,29 @@
     <w:bookmarkStart w:id="36" w:name="dispute-resolution"/>
     <w:p>
       <w:pPr>
+        <w:pBdr>
+          <w:top w:val="single" w:sz="18" w:space="1" w:color="F5A623"/>
+          <w:bottom w:val="single" w:sz="6" w:space="1" w:color="0099CC"/>
+        </w:pBdr>
+        <w:spacing w:before="200" w:after="200"/>
+      </w:pPr>
+    </w:p>
+    <w:p>
+      <w:pPr>
         <w:pStyle w:val="Heading2"/>
-      </w:pPr>
-      <w:r>
+        <w:rPr>
+          <w:color w:val="0099CC"/>
+        </w:rPr>
+        <w:pBdr>
+          <w:bottom w:val="single" w:sz="6" w:space="2" w:color="00BFFF"/>
+        </w:pBdr>
+      </w:pPr>
+      <w:r>
+        <w:rPr>
+          <w:b/>
+          <w:color w:val="0099CC"/>
+          <w:sz w:val="32"/>
+        </w:rPr>
         <w:t xml:space="preserve">15. DISPUTE RESOLUTION</w:t>
       </w:r>
     </w:p>
@@ -2146,9 +2708,29 @@
     <w:bookmarkStart w:id="37" w:name="general-provisions"/>
     <w:p>
       <w:pPr>
+        <w:pBdr>
+          <w:top w:val="single" w:sz="18" w:space="1" w:color="F5A623"/>
+          <w:bottom w:val="single" w:sz="6" w:space="1" w:color="0099CC"/>
+        </w:pBdr>
+        <w:spacing w:before="200" w:after="200"/>
+      </w:pPr>
+    </w:p>
+    <w:p>
+      <w:pPr>
         <w:pStyle w:val="Heading2"/>
-      </w:pPr>
-      <w:r>
+        <w:rPr>
+          <w:color w:val="0099CC"/>
+        </w:rPr>
+        <w:pBdr>
+          <w:bottom w:val="single" w:sz="6" w:space="2" w:color="00BFFF"/>
+        </w:pBdr>
+      </w:pPr>
+      <w:r>
+        <w:rPr>
+          <w:b/>
+          <w:color w:val="0099CC"/>
+          <w:sz w:val="32"/>
+        </w:rPr>
         <w:t xml:space="preserve">16. GENERAL PROVISIONS</w:t>
       </w:r>
     </w:p>
@@ -2307,9 +2889,29 @@
     <w:bookmarkStart w:id="38" w:name="signatures"/>
     <w:p>
       <w:pPr>
+        <w:pBdr>
+          <w:top w:val="single" w:sz="18" w:space="1" w:color="F5A623"/>
+          <w:bottom w:val="single" w:sz="6" w:space="1" w:color="0099CC"/>
+        </w:pBdr>
+        <w:spacing w:before="200" w:after="200"/>
+      </w:pPr>
+    </w:p>
+    <w:p>
+      <w:pPr>
         <w:pStyle w:val="Heading2"/>
-      </w:pPr>
-      <w:r>
+        <w:rPr>
+          <w:color w:val="0099CC"/>
+        </w:rPr>
+        <w:pBdr>
+          <w:bottom w:val="single" w:sz="6" w:space="2" w:color="00BFFF"/>
+        </w:pBdr>
+      </w:pPr>
+      <w:r>
+        <w:rPr>
+          <w:b/>
+          <w:color w:val="0099CC"/>
+          <w:sz w:val="32"/>
+        </w:rPr>
         <w:t xml:space="preserve">SIGNATURES</w:t>
       </w:r>
     </w:p>
@@ -2331,6 +2933,14 @@
         <w:tblW w:type="pct" w:w="5000"/>
         <w:tblLook w:firstRow="0" w:lastRow="0" w:firstColumn="0" w:lastColumn="0" w:noHBand="0" w:noVBand="0" w:val="0000"/>
         <w:jc w:val="start"/>
+        <w:tblBorders>
+          <w:top w:val="single" w:sz="4" w:space="0" w:color="B0D4E8"/>
+          <w:left w:val="single" w:sz="4" w:space="0" w:color="B0D4E8"/>
+          <w:bottom w:val="single" w:sz="4" w:space="0" w:color="B0D4E8"/>
+          <w:right w:val="single" w:sz="4" w:space="0" w:color="B0D4E8"/>
+          <w:insideH w:val="single" w:sz="4" w:space="0" w:color="B0D4E8"/>
+          <w:insideV w:val="single" w:sz="4" w:space="0" w:color="B0D4E8"/>
+        </w:tblBorders>
       </w:tblPr>
       <w:tblGrid>
         <w:gridCol w:w="3960"/>
@@ -2338,7 +2948,9 @@
       </w:tblGrid>
       <w:tr>
         <w:tc>
-          <w:tcPr/>
+          <w:tcPr>
+            <w:shd w:fill="0099CC" w:val="clear"/>
+          </w:tcPr>
           <w:p>
             <w:pPr>
               <w:pStyle w:val="Compact"/>
@@ -2348,19 +2960,28 @@
               <w:rPr>
                 <w:bCs/>
                 <w:b/>
+                <w:color w:val="FFFFFF"/>
+                <w:sz w:val="20"/>
               </w:rPr>
               <w:t xml:space="preserve">Name:</w:t>
             </w:r>
           </w:p>
         </w:tc>
         <w:tc>
-          <w:tcPr/>
+          <w:tcPr>
+            <w:shd w:fill="0099CC" w:val="clear"/>
+          </w:tcPr>
           <w:p>
             <w:pPr>
               <w:pStyle w:val="Compact"/>
               <w:jc w:val="left"/>
             </w:pPr>
             <w:r>
+              <w:rPr>
+                <w:b/>
+                <w:color w:val="FFFFFF"/>
+                <w:sz w:val="20"/>
+              </w:rPr>
               <w:t xml:space="preserve">________________________________</w:t>
             </w:r>
           </w:p>
@@ -2368,7 +2989,9 @@
       </w:tr>
       <w:tr>
         <w:tc>
-          <w:tcPr/>
+          <w:tcPr>
+            <w:shd w:fill="FFFFFF" w:val="clear"/>
+          </w:tcPr>
           <w:p>
             <w:pPr>
               <w:pStyle w:val="Compact"/>
@@ -2378,19 +3001,27 @@
               <w:rPr>
                 <w:bCs/>
                 <w:b/>
+                <w:color w:val="1A1A1A"/>
+                <w:sz w:val="19"/>
               </w:rPr>
               <w:t xml:space="preserve">Title:</w:t>
             </w:r>
           </w:p>
         </w:tc>
         <w:tc>
-          <w:tcPr/>
+          <w:tcPr>
+            <w:shd w:fill="FFFFFF" w:val="clear"/>
+          </w:tcPr>
           <w:p>
             <w:pPr>
               <w:pStyle w:val="Compact"/>
               <w:jc w:val="left"/>
             </w:pPr>
             <w:r>
+              <w:rPr>
+                <w:color w:val="1A1A1A"/>
+                <w:sz w:val="19"/>
+              </w:rPr>
               <w:t xml:space="preserve">________________________________</w:t>
             </w:r>
           </w:p>
@@ -2398,7 +3029,9 @@
       </w:tr>
       <w:tr>
         <w:tc>
-          <w:tcPr/>
+          <w:tcPr>
+            <w:shd w:fill="E8F8FF" w:val="clear"/>
+          </w:tcPr>
           <w:p>
             <w:pPr>
               <w:pStyle w:val="Compact"/>
@@ -2408,19 +3041,27 @@
               <w:rPr>
                 <w:bCs/>
                 <w:b/>
+                <w:color w:val="1A1A1A"/>
+                <w:sz w:val="19"/>
               </w:rPr>
               <w:t xml:space="preserve">Signature:</w:t>
             </w:r>
           </w:p>
         </w:tc>
         <w:tc>
-          <w:tcPr/>
+          <w:tcPr>
+            <w:shd w:fill="E8F8FF" w:val="clear"/>
+          </w:tcPr>
           <w:p>
             <w:pPr>
               <w:pStyle w:val="Compact"/>
               <w:jc w:val="left"/>
             </w:pPr>
             <w:r>
+              <w:rPr>
+                <w:color w:val="1A1A1A"/>
+                <w:sz w:val="19"/>
+              </w:rPr>
               <w:t xml:space="preserve">________________________________</w:t>
             </w:r>
           </w:p>
@@ -2428,7 +3069,9 @@
       </w:tr>
       <w:tr>
         <w:tc>
-          <w:tcPr/>
+          <w:tcPr>
+            <w:shd w:fill="FFFFFF" w:val="clear"/>
+          </w:tcPr>
           <w:p>
             <w:pPr>
               <w:pStyle w:val="Compact"/>
@@ -2438,19 +3081,27 @@
               <w:rPr>
                 <w:bCs/>
                 <w:b/>
+                <w:color w:val="1A1A1A"/>
+                <w:sz w:val="19"/>
               </w:rPr>
               <w:t xml:space="preserve">Date:</w:t>
             </w:r>
           </w:p>
         </w:tc>
         <w:tc>
-          <w:tcPr/>
+          <w:tcPr>
+            <w:shd w:fill="FFFFFF" w:val="clear"/>
+          </w:tcPr>
           <w:p>
             <w:pPr>
               <w:pStyle w:val="Compact"/>
               <w:jc w:val="left"/>
             </w:pPr>
             <w:r>
+              <w:rPr>
+                <w:color w:val="1A1A1A"/>
+                <w:sz w:val="19"/>
+              </w:rPr>
               <w:t xml:space="preserve">________________________________</w:t>
             </w:r>
           </w:p>
@@ -2475,6 +3126,14 @@
         <w:tblW w:type="pct" w:w="5000"/>
         <w:tblLook w:firstRow="0" w:lastRow="0" w:firstColumn="0" w:lastColumn="0" w:noHBand="0" w:noVBand="0" w:val="0000"/>
         <w:jc w:val="start"/>
+        <w:tblBorders>
+          <w:top w:val="single" w:sz="4" w:space="0" w:color="B0D4E8"/>
+          <w:left w:val="single" w:sz="4" w:space="0" w:color="B0D4E8"/>
+          <w:bottom w:val="single" w:sz="4" w:space="0" w:color="B0D4E8"/>
+          <w:right w:val="single" w:sz="4" w:space="0" w:color="B0D4E8"/>
+          <w:insideH w:val="single" w:sz="4" w:space="0" w:color="B0D4E8"/>
+          <w:insideV w:val="single" w:sz="4" w:space="0" w:color="B0D4E8"/>
+        </w:tblBorders>
       </w:tblPr>
       <w:tblGrid>
         <w:gridCol w:w="3960"/>
@@ -2482,7 +3141,9 @@
       </w:tblGrid>
       <w:tr>
         <w:tc>
-          <w:tcPr/>
+          <w:tcPr>
+            <w:shd w:fill="0099CC" w:val="clear"/>
+          </w:tcPr>
           <w:p>
             <w:pPr>
               <w:pStyle w:val="Compact"/>
@@ -2492,19 +3153,28 @@
               <w:rPr>
                 <w:bCs/>
                 <w:b/>
+                <w:color w:val="FFFFFF"/>
+                <w:sz w:val="20"/>
               </w:rPr>
               <w:t xml:space="preserve">Name/Company:</w:t>
             </w:r>
           </w:p>
         </w:tc>
         <w:tc>
-          <w:tcPr/>
+          <w:tcPr>
+            <w:shd w:fill="0099CC" w:val="clear"/>
+          </w:tcPr>
           <w:p>
             <w:pPr>
               <w:pStyle w:val="Compact"/>
               <w:jc w:val="left"/>
             </w:pPr>
             <w:r>
+              <w:rPr>
+                <w:b/>
+                <w:color w:val="FFFFFF"/>
+                <w:sz w:val="20"/>
+              </w:rPr>
               <w:t xml:space="preserve">________________________________</w:t>
             </w:r>
           </w:p>
@@ -2512,7 +3182,9 @@
       </w:tr>
       <w:tr>
         <w:tc>
-          <w:tcPr/>
+          <w:tcPr>
+            <w:shd w:fill="FFFFFF" w:val="clear"/>
+          </w:tcPr>
           <w:p>
             <w:pPr>
               <w:pStyle w:val="Compact"/>
@@ -2522,19 +3194,27 @@
               <w:rPr>
                 <w:bCs/>
                 <w:b/>
+                <w:color w:val="1A1A1A"/>
+                <w:sz w:val="19"/>
               </w:rPr>
               <w:t xml:space="preserve">Authorized Signatory:</w:t>
             </w:r>
           </w:p>
         </w:tc>
         <w:tc>
-          <w:tcPr/>
+          <w:tcPr>
+            <w:shd w:fill="FFFFFF" w:val="clear"/>
+          </w:tcPr>
           <w:p>
             <w:pPr>
               <w:pStyle w:val="Compact"/>
               <w:jc w:val="left"/>
             </w:pPr>
             <w:r>
+              <w:rPr>
+                <w:color w:val="1A1A1A"/>
+                <w:sz w:val="19"/>
+              </w:rPr>
               <w:t xml:space="preserve">________________________________</w:t>
             </w:r>
           </w:p>
@@ -2542,7 +3222,9 @@
       </w:tr>
       <w:tr>
         <w:tc>
-          <w:tcPr/>
+          <w:tcPr>
+            <w:shd w:fill="E8F8FF" w:val="clear"/>
+          </w:tcPr>
           <w:p>
             <w:pPr>
               <w:pStyle w:val="Compact"/>
@@ -2552,19 +3234,27 @@
               <w:rPr>
                 <w:bCs/>
                 <w:b/>
+                <w:color w:val="1A1A1A"/>
+                <w:sz w:val="19"/>
               </w:rPr>
               <w:t xml:space="preserve">Signature:</w:t>
             </w:r>
           </w:p>
         </w:tc>
         <w:tc>
-          <w:tcPr/>
+          <w:tcPr>
+            <w:shd w:fill="E8F8FF" w:val="clear"/>
+          </w:tcPr>
           <w:p>
             <w:pPr>
               <w:pStyle w:val="Compact"/>
               <w:jc w:val="left"/>
             </w:pPr>
             <w:r>
+              <w:rPr>
+                <w:color w:val="1A1A1A"/>
+                <w:sz w:val="19"/>
+              </w:rPr>
               <w:t xml:space="preserve">________________________________</w:t>
             </w:r>
           </w:p>
@@ -2572,7 +3262,9 @@
       </w:tr>
       <w:tr>
         <w:tc>
-          <w:tcPr/>
+          <w:tcPr>
+            <w:shd w:fill="FFFFFF" w:val="clear"/>
+          </w:tcPr>
           <w:p>
             <w:pPr>
               <w:pStyle w:val="Compact"/>
@@ -2582,19 +3274,27 @@
               <w:rPr>
                 <w:bCs/>
                 <w:b/>
+                <w:color w:val="1A1A1A"/>
+                <w:sz w:val="19"/>
               </w:rPr>
               <w:t xml:space="preserve">Date:</w:t>
             </w:r>
           </w:p>
         </w:tc>
         <w:tc>
-          <w:tcPr/>
+          <w:tcPr>
+            <w:shd w:fill="FFFFFF" w:val="clear"/>
+          </w:tcPr>
           <w:p>
             <w:pPr>
               <w:pStyle w:val="Compact"/>
               <w:jc w:val="left"/>
             </w:pPr>
             <w:r>
+              <w:rPr>
+                <w:color w:val="1A1A1A"/>
+                <w:sz w:val="19"/>
+              </w:rPr>
               <w:t xml:space="preserve">________________________________</w:t>
             </w:r>
           </w:p>
@@ -2612,9 +3312,29 @@
     <w:bookmarkStart w:id="39" w:name="schedule-a-data-processing-agreement"/>
     <w:p>
       <w:pPr>
+        <w:pBdr>
+          <w:top w:val="single" w:sz="18" w:space="1" w:color="F5A623"/>
+          <w:bottom w:val="single" w:sz="6" w:space="1" w:color="0099CC"/>
+        </w:pBdr>
+        <w:spacing w:before="200" w:after="200"/>
+      </w:pPr>
+    </w:p>
+    <w:p>
+      <w:pPr>
         <w:pStyle w:val="Heading2"/>
-      </w:pPr>
-      <w:r>
+        <w:rPr>
+          <w:color w:val="0099CC"/>
+        </w:rPr>
+        <w:pBdr>
+          <w:bottom w:val="single" w:sz="6" w:space="2" w:color="00BFFF"/>
+        </w:pBdr>
+      </w:pPr>
+      <w:r>
+        <w:rPr>
+          <w:b/>
+          <w:color w:val="0099CC"/>
+          <w:sz w:val="32"/>
+        </w:rPr>
         <w:t xml:space="preserve">SCHEDULE A: DATA PROCESSING AGREEMENT</w:t>
       </w:r>
     </w:p>
@@ -2678,6 +3398,14 @@
         <w:tblW w:type="pct" w:w="5000"/>
         <w:tblLook w:firstRow="0" w:lastRow="0" w:firstColumn="0" w:lastColumn="0" w:noHBand="0" w:noVBand="0" w:val="0000"/>
         <w:jc w:val="start"/>
+        <w:tblBorders>
+          <w:top w:val="single" w:sz="4" w:space="0" w:color="B0D4E8"/>
+          <w:left w:val="single" w:sz="4" w:space="0" w:color="B0D4E8"/>
+          <w:bottom w:val="single" w:sz="4" w:space="0" w:color="B0D4E8"/>
+          <w:right w:val="single" w:sz="4" w:space="0" w:color="B0D4E8"/>
+          <w:insideH w:val="single" w:sz="4" w:space="0" w:color="B0D4E8"/>
+          <w:insideV w:val="single" w:sz="4" w:space="0" w:color="B0D4E8"/>
+        </w:tblBorders>
       </w:tblPr>
       <w:tblGrid>
         <w:gridCol w:w="3960"/>
@@ -2685,7 +3413,9 @@
       </w:tblGrid>
       <w:tr>
         <w:tc>
-          <w:tcPr/>
+          <w:tcPr>
+            <w:shd w:fill="0099CC" w:val="clear"/>
+          </w:tcPr>
           <w:p>
             <w:pPr>
               <w:pStyle w:val="Compact"/>
@@ -2695,19 +3425,28 @@
               <w:rPr>
                 <w:bCs/>
                 <w:b/>
+                <w:color w:val="FFFFFF"/>
+                <w:sz w:val="20"/>
               </w:rPr>
               <w:t xml:space="preserve">Categories of Data Subjects:</w:t>
             </w:r>
           </w:p>
         </w:tc>
         <w:tc>
-          <w:tcPr/>
+          <w:tcPr>
+            <w:shd w:fill="0099CC" w:val="clear"/>
+          </w:tcPr>
           <w:p>
             <w:pPr>
               <w:pStyle w:val="Compact"/>
               <w:jc w:val="left"/>
             </w:pPr>
             <w:r>
+              <w:rPr>
+                <w:b/>
+                <w:color w:val="FFFFFF"/>
+                <w:sz w:val="20"/>
+              </w:rPr>
               <w:t xml:space="preserve">End users of the Developer Application</w:t>
             </w:r>
           </w:p>
@@ -2715,7 +3454,9 @@
       </w:tr>
       <w:tr>
         <w:tc>
-          <w:tcPr/>
+          <w:tcPr>
+            <w:shd w:fill="FFFFFF" w:val="clear"/>
+          </w:tcPr>
           <w:p>
             <w:pPr>
               <w:pStyle w:val="Compact"/>
@@ -2725,19 +3466,27 @@
               <w:rPr>
                 <w:bCs/>
                 <w:b/>
+                <w:color w:val="1A1A1A"/>
+                <w:sz w:val="19"/>
               </w:rPr>
               <w:t xml:space="preserve">Types of Personal Data:</w:t>
             </w:r>
           </w:p>
         </w:tc>
         <w:tc>
-          <w:tcPr/>
+          <w:tcPr>
+            <w:shd w:fill="FFFFFF" w:val="clear"/>
+          </w:tcPr>
           <w:p>
             <w:pPr>
               <w:pStyle w:val="Compact"/>
               <w:jc w:val="left"/>
             </w:pPr>
             <w:r>
+              <w:rPr>
+                <w:color w:val="1A1A1A"/>
+                <w:sz w:val="19"/>
+              </w:rPr>
               <w:t xml:space="preserve">As determined by the Developer Application’s functionality</w:t>
             </w:r>
           </w:p>
@@ -2745,7 +3494,9 @@
       </w:tr>
       <w:tr>
         <w:tc>
-          <w:tcPr/>
+          <w:tcPr>
+            <w:shd w:fill="E8F8FF" w:val="clear"/>
+          </w:tcPr>
           <w:p>
             <w:pPr>
               <w:pStyle w:val="Compact"/>
@@ -2755,19 +3506,27 @@
               <w:rPr>
                 <w:bCs/>
                 <w:b/>
+                <w:color w:val="1A1A1A"/>
+                <w:sz w:val="19"/>
               </w:rPr>
               <w:t xml:space="preserve">Purpose of Processing:</w:t>
             </w:r>
           </w:p>
         </w:tc>
         <w:tc>
-          <w:tcPr/>
+          <w:tcPr>
+            <w:shd w:fill="E8F8FF" w:val="clear"/>
+          </w:tcPr>
           <w:p>
             <w:pPr>
               <w:pStyle w:val="Compact"/>
               <w:jc w:val="left"/>
             </w:pPr>
             <w:r>
+              <w:rPr>
+                <w:color w:val="1A1A1A"/>
+                <w:sz w:val="19"/>
+              </w:rPr>
               <w:t xml:space="preserve">Provision of services through the PECH Platform</w:t>
             </w:r>
           </w:p>
@@ -2775,7 +3534,9 @@
       </w:tr>
       <w:tr>
         <w:tc>
-          <w:tcPr/>
+          <w:tcPr>
+            <w:shd w:fill="FFFFFF" w:val="clear"/>
+          </w:tcPr>
           <w:p>
             <w:pPr>
               <w:pStyle w:val="Compact"/>
@@ -2785,19 +3546,27 @@
               <w:rPr>
                 <w:bCs/>
                 <w:b/>
+                <w:color w:val="1A1A1A"/>
+                <w:sz w:val="19"/>
               </w:rPr>
               <w:t xml:space="preserve">Duration of Processing:</w:t>
             </w:r>
           </w:p>
         </w:tc>
         <w:tc>
-          <w:tcPr/>
+          <w:tcPr>
+            <w:shd w:fill="FFFFFF" w:val="clear"/>
+          </w:tcPr>
           <w:p>
             <w:pPr>
               <w:pStyle w:val="Compact"/>
               <w:jc w:val="left"/>
             </w:pPr>
             <w:r>
+              <w:rPr>
+                <w:color w:val="1A1A1A"/>
+                <w:sz w:val="19"/>
+              </w:rPr>
               <w:t xml:space="preserve">Duration of this Agreement</w:t>
             </w:r>
           </w:p>
@@ -2805,7 +3574,9 @@
       </w:tr>
       <w:tr>
         <w:tc>
-          <w:tcPr/>
+          <w:tcPr>
+            <w:shd w:fill="E8F8FF" w:val="clear"/>
+          </w:tcPr>
           <w:p>
             <w:pPr>
               <w:pStyle w:val="Compact"/>
@@ -2815,19 +3586,27 @@
               <w:rPr>
                 <w:bCs/>
                 <w:b/>
+                <w:color w:val="1A1A1A"/>
+                <w:sz w:val="19"/>
               </w:rPr>
               <w:t xml:space="preserve">Security Measures:</w:t>
             </w:r>
           </w:p>
         </w:tc>
         <w:tc>
-          <w:tcPr/>
+          <w:tcPr>
+            <w:shd w:fill="E8F8FF" w:val="clear"/>
+          </w:tcPr>
           <w:p>
             <w:pPr>
               <w:pStyle w:val="Compact"/>
               <w:jc w:val="left"/>
             </w:pPr>
             <w:r>
+              <w:rPr>
+                <w:color w:val="1A1A1A"/>
+                <w:sz w:val="19"/>
+              </w:rPr>
               <w:t xml:space="preserve">Encryption in transit (TLS 1.2+), access controls, audit logging</w:t>
             </w:r>
           </w:p>
@@ -2958,6 +3737,29 @@
         <w:right w:val="single" w:sz="18" w:space="24" w:color="E08A00"/>
       </w:pgBorders>
     </w:sectPr>
+    <w:p>
+      <w:pPr>
+        <w:pBdr>
+          <w:top w:val="single" w:sz="36" w:space="1" w:color="F5A623"/>
+          <w:bottom w:val="single" w:sz="12" w:space="0" w:color="00BFFF"/>
+        </w:pBdr>
+        <w:spacing w:before="300" w:after="0"/>
+      </w:pPr>
+    </w:p>
+    <w:p>
+      <w:pPr>
+        <w:jc w:val="center"/>
+        <w:spacing w:before="60" w:after="0"/>
+      </w:pPr>
+      <w:r>
+        <w:rPr>
+          <w:color w:val="0099CC"/>
+          <w:sz w:val="16"/>
+          <w:szCs w:val="16"/>
+        </w:rPr>
+        <w:t xml:space="preserve">PECH Group Holdings Ltd  |  Lagos, Nigeria  |  pechgroupholdings.tech</w:t>
+      </w:r>
+    </w:p>
   </w:body>
 </w:document>
 </file>

--- a/contracts/PECH_API_DEVELOPER_AGREEMENT.docx
+++ b/contracts/PECH_API_DEVELOPER_AGREEMENT.docx
@@ -60,81 +60,40 @@
     </w:p>
     <w:p>
       <w:pPr>
-        <w:pStyle w:val="Title"/>
-      </w:pPr>
-      <w:r>
-        <w:t xml:space="preserve">API</w:t>
-      </w:r>
-      <w:r>
-        <w:t xml:space="preserve"> </w:t>
-      </w:r>
-      <w:r>
-        <w:t xml:space="preserve">DEVELOPER</w:t>
-      </w:r>
-      <w:r>
-        <w:t xml:space="preserve"> </w:t>
-      </w:r>
-      <w:r>
-        <w:t xml:space="preserve">AGREEMENT</w:t>
-      </w:r>
-    </w:p>
-    <w:p>
-      <w:pPr>
-        <w:pStyle w:val="Subtitle"/>
-      </w:pPr>
-      <w:r>
-        <w:t xml:space="preserve">PECH</w:t>
-      </w:r>
-      <w:r>
-        <w:t xml:space="preserve"> </w:t>
-      </w:r>
-      <w:r>
-        <w:t xml:space="preserve">Group</w:t>
-      </w:r>
-      <w:r>
-        <w:t xml:space="preserve"> </w:t>
-      </w:r>
-      <w:r>
-        <w:t xml:space="preserve">Holdings</w:t>
-      </w:r>
-      <w:r>
-        <w:t xml:space="preserve"> </w:t>
-      </w:r>
-      <w:r>
-        <w:t xml:space="preserve">Ltd</w:t>
-      </w:r>
-    </w:p>
-    <w:bookmarkStart w:id="20" w:name="pech-group-holdings-ltd"/>
-    <w:p>
-      <w:pPr>
-        <w:pStyle w:val="Heading1"/>
-        <w:rPr>
-          <w:color w:val="0099CC"/>
-        </w:rPr>
-        <w:pBdr>
-          <w:bottom w:val="single" w:sz="18" w:space="2" w:color="F5A623"/>
-        </w:pBdr>
-      </w:pPr>
-      <w:r>
-        <w:rPr>
-          <w:b/>
-          <w:color w:val="0099CC"/>
-          <w:sz w:val="44"/>
-        </w:rPr>
-        <w:t xml:space="preserve">PECH GROUP HOLDINGS LTD</w:t>
-      </w:r>
-    </w:p>
-    <w:p>
-      <w:pPr>
         <w:pStyle w:val="FirstParagraph"/>
       </w:pPr>
       <w:r>
-        <w:rPr>
-          <w:bCs/>
-          <w:b/>
-        </w:rPr>
-        <w:t xml:space="preserve">API Developer Agreement</w:t>
-      </w:r>
+        <w:t xml:space="preserve">💻</w:t>
+      </w:r>
+    </w:p>
+    <w:p>
+      <w:pPr>
+        <w:pStyle w:val="BodyText"/>
+      </w:pPr>
+      <w:r>
+        <w:t xml:space="preserve">API DEVELOPER AGREEMENT</w:t>
+      </w:r>
+    </w:p>
+    <w:p>
+      <w:pPr>
+        <w:pStyle w:val="BodyText"/>
+      </w:pPr>
+      <w:r>
+        <w:t xml:space="preserve">PECH Group Holdings Ltd</w:t>
+      </w:r>
+    </w:p>
+    <w:p>
+      <w:pPr>
+        <w:pStyle w:val="BodyText"/>
+      </w:pPr>
+      <w:r>
+        <w:t xml:space="preserve"> </w:t>
+      </w:r>
+    </w:p>
+    <w:p>
+      <w:pPr>
+        <w:pStyle w:val="BodyText"/>
+      </w:pPr>
     </w:p>
     <w:p>
       <w:r>
@@ -143,27 +102,7 @@
         </w:pict>
       </w:r>
     </w:p>
-    <w:p>
-      <w:pPr>
-        <w:pStyle w:val="FirstParagraph"/>
-      </w:pPr>
-      <w:r>
-        <w:rPr>
-          <w:bCs/>
-          <w:b/>
-        </w:rPr>
-        <w:t xml:space="preserve">CONFIDENTIAL</w:t>
-      </w:r>
-    </w:p>
-    <w:bookmarkEnd w:id="20"/>
-    <w:p>
-      <w:r>
-        <w:pict>
-          <v:rect style="width:0;height:1.5pt" o:hralign="center" o:hrstd="t" o:hr="t"/>
-        </w:pict>
-      </w:r>
-    </w:p>
-    <w:bookmarkStart w:id="21" w:name="api-developer-agreement"/>
+    <w:bookmarkStart w:id="20" w:name="api-developer-agreement"/>
     <w:p>
       <w:pPr>
         <w:pBdr>
@@ -474,8 +413,8 @@
         </w:pict>
       </w:r>
     </w:p>
-    <w:bookmarkEnd w:id="21"/>
-    <w:bookmarkStart w:id="22" w:name="definitions"/>
+    <w:bookmarkEnd w:id="20"/>
+    <w:bookmarkStart w:id="21" w:name="definitions"/>
     <w:p>
       <w:pPr>
         <w:pBdr>
@@ -854,8 +793,8 @@
         </w:pict>
       </w:r>
     </w:p>
-    <w:bookmarkEnd w:id="22"/>
-    <w:bookmarkStart w:id="23" w:name="api-access-grant"/>
+    <w:bookmarkEnd w:id="21"/>
+    <w:bookmarkStart w:id="22" w:name="api-access-grant"/>
     <w:p>
       <w:pPr>
         <w:pBdr>
@@ -931,8 +870,8 @@
         </w:pict>
       </w:r>
     </w:p>
-    <w:bookmarkEnd w:id="23"/>
-    <w:bookmarkStart w:id="24" w:name="permitted-use"/>
+    <w:bookmarkEnd w:id="22"/>
+    <w:bookmarkStart w:id="23" w:name="permitted-use"/>
     <w:p>
       <w:pPr>
         <w:pBdr>
@@ -1028,8 +967,8 @@
         </w:pict>
       </w:r>
     </w:p>
-    <w:bookmarkEnd w:id="24"/>
-    <w:bookmarkStart w:id="25" w:name="api-keys-and-credentials"/>
+    <w:bookmarkEnd w:id="23"/>
+    <w:bookmarkStart w:id="24" w:name="api-keys-and-credentials"/>
     <w:p>
       <w:pPr>
         <w:pBdr>
@@ -1144,8 +1083,8 @@
         </w:pict>
       </w:r>
     </w:p>
-    <w:bookmarkEnd w:id="25"/>
-    <w:bookmarkStart w:id="26" w:name="developer-obligations"/>
+    <w:bookmarkEnd w:id="24"/>
+    <w:bookmarkStart w:id="25" w:name="developer-obligations"/>
     <w:p>
       <w:pPr>
         <w:pBdr>
@@ -1266,8 +1205,8 @@
         </w:pict>
       </w:r>
     </w:p>
-    <w:bookmarkEnd w:id="26"/>
-    <w:bookmarkStart w:id="27" w:name="intellectual-property"/>
+    <w:bookmarkEnd w:id="25"/>
+    <w:bookmarkStart w:id="26" w:name="intellectual-property"/>
     <w:p>
       <w:pPr>
         <w:pBdr>
@@ -1423,8 +1362,8 @@
         </w:pict>
       </w:r>
     </w:p>
-    <w:bookmarkEnd w:id="27"/>
-    <w:bookmarkStart w:id="28" w:name="data-protection"/>
+    <w:bookmarkEnd w:id="26"/>
+    <w:bookmarkStart w:id="27" w:name="data-protection"/>
     <w:p>
       <w:pPr>
         <w:pBdr>
@@ -1555,8 +1494,8 @@
         </w:pict>
       </w:r>
     </w:p>
-    <w:bookmarkEnd w:id="28"/>
-    <w:bookmarkStart w:id="29" w:name="revenue-sharing"/>
+    <w:bookmarkEnd w:id="27"/>
+    <w:bookmarkStart w:id="28" w:name="revenue-sharing"/>
     <w:p>
       <w:pPr>
         <w:pBdr>
@@ -1911,8 +1850,8 @@
         </w:pict>
       </w:r>
     </w:p>
-    <w:bookmarkEnd w:id="29"/>
-    <w:bookmarkStart w:id="30" w:name="confidentiality"/>
+    <w:bookmarkEnd w:id="28"/>
+    <w:bookmarkStart w:id="29" w:name="confidentiality"/>
     <w:p>
       <w:pPr>
         <w:pBdr>
@@ -2019,8 +1958,8 @@
         </w:pict>
       </w:r>
     </w:p>
-    <w:bookmarkEnd w:id="30"/>
-    <w:bookmarkStart w:id="31" w:name="acceptable-use-policy"/>
+    <w:bookmarkEnd w:id="29"/>
+    <w:bookmarkStart w:id="30" w:name="acceptable-use-policy"/>
     <w:p>
       <w:pPr>
         <w:pBdr>
@@ -2163,8 +2102,8 @@
         </w:pict>
       </w:r>
     </w:p>
-    <w:bookmarkEnd w:id="31"/>
-    <w:bookmarkStart w:id="32" w:name="service-level"/>
+    <w:bookmarkEnd w:id="30"/>
+    <w:bookmarkStart w:id="31" w:name="service-level"/>
     <w:p>
       <w:pPr>
         <w:pBdr>
@@ -2262,8 +2201,8 @@
         </w:pict>
       </w:r>
     </w:p>
-    <w:bookmarkEnd w:id="32"/>
-    <w:bookmarkStart w:id="33" w:name="termination"/>
+    <w:bookmarkEnd w:id="31"/>
+    <w:bookmarkStart w:id="32" w:name="termination"/>
     <w:p>
       <w:pPr>
         <w:pBdr>
@@ -2466,8 +2405,8 @@
         </w:pict>
       </w:r>
     </w:p>
-    <w:bookmarkEnd w:id="33"/>
-    <w:bookmarkStart w:id="34" w:name="indemnification"/>
+    <w:bookmarkEnd w:id="32"/>
+    <w:bookmarkStart w:id="33" w:name="indemnification"/>
     <w:p>
       <w:pPr>
         <w:pBdr>
@@ -2566,8 +2505,8 @@
         </w:pict>
       </w:r>
     </w:p>
-    <w:bookmarkEnd w:id="34"/>
-    <w:bookmarkStart w:id="35" w:name="limitation-of-liability"/>
+    <w:bookmarkEnd w:id="33"/>
+    <w:bookmarkStart w:id="34" w:name="limitation-of-liability"/>
     <w:p>
       <w:pPr>
         <w:pBdr>
@@ -2619,8 +2558,8 @@
         </w:pict>
       </w:r>
     </w:p>
-    <w:bookmarkEnd w:id="35"/>
-    <w:bookmarkStart w:id="36" w:name="dispute-resolution"/>
+    <w:bookmarkEnd w:id="34"/>
+    <w:bookmarkStart w:id="35" w:name="dispute-resolution"/>
     <w:p>
       <w:pPr>
         <w:pBdr>
@@ -2704,8 +2643,8 @@
         </w:pict>
       </w:r>
     </w:p>
-    <w:bookmarkEnd w:id="36"/>
-    <w:bookmarkStart w:id="37" w:name="general-provisions"/>
+    <w:bookmarkEnd w:id="35"/>
+    <w:bookmarkStart w:id="36" w:name="general-provisions"/>
     <w:p>
       <w:pPr>
         <w:pBdr>
@@ -2885,8 +2824,8 @@
         </w:pict>
       </w:r>
     </w:p>
-    <w:bookmarkEnd w:id="37"/>
-    <w:bookmarkStart w:id="38" w:name="signatures"/>
+    <w:bookmarkEnd w:id="36"/>
+    <w:bookmarkStart w:id="37" w:name="signatures"/>
     <w:p>
       <w:pPr>
         <w:pBdr>
@@ -3308,8 +3247,8 @@
         </w:pict>
       </w:r>
     </w:p>
-    <w:bookmarkEnd w:id="38"/>
-    <w:bookmarkStart w:id="39" w:name="schedule-a-data-processing-agreement"/>
+    <w:bookmarkEnd w:id="37"/>
+    <w:bookmarkStart w:id="38" w:name="schedule-a-data-processing-agreement"/>
     <w:p>
       <w:pPr>
         <w:pBdr>
@@ -3728,15 +3667,8 @@
         <w:t xml:space="preserve">PECH Group Holdings Ltd | Confidential | pechgroupholdings.tech</w:t>
       </w:r>
     </w:p>
-    <w:bookmarkEnd w:id="39"/>
-    <w:sectPr>
-      <w:pgBorders w:offsetFrom="page">
-        <w:top w:val="single" w:sz="18" w:space="24" w:color="00BFFF"/>
-        <w:left w:val="single" w:sz="18" w:space="24" w:color="0099CC"/>
-        <w:bottom w:val="single" w:sz="18" w:space="24" w:color="F5A623"/>
-        <w:right w:val="single" w:sz="18" w:space="24" w:color="E08A00"/>
-      </w:pgBorders>
-    </w:sectPr>
+    <w:bookmarkEnd w:id="38"/>
+    <w:sectPr/>
     <w:p>
       <w:pPr>
         <w:pBdr>
